--- a/Ruth_Tadesse_UX_Resume.docx
+++ b/Ruth_Tadesse_UX_Resume.docx
@@ -33,24 +33,18 @@
         </w:rPr>
         <w:t xml:space="preserve">Burke, VA  |  ruthtad48@gmail.com  |  </w:t>
       </w:r>
-      <w:r>
-        <w:rPr>
-          <w:rFonts w:ascii="Calibri" w:cs="Calibri" w:eastAsia="Calibri" w:hAnsi="Calibri"/>
-          <w:color w:val="1F3864"/>
-          <w:sz w:val="19"/>
-          <w:szCs w:val="19"/>
-        </w:rPr>
-        <w:t xml:space="preserve">[your portfolio URL]</w:t>
-      </w:r>
-      <w:r>
-        <w:rPr>
-          <w:rFonts w:ascii="Calibri" w:cs="Calibri" w:eastAsia="Calibri" w:hAnsi="Calibri"/>
-          <w:color w:val="1A1A1A"/>
-          <w:sz w:val="19"/>
-          <w:szCs w:val="19"/>
-        </w:rPr>
-        <w:t xml:space="preserve">  |  github.com/Rutad2</w:t>
-      </w:r>
+      <w:hyperlink w:history="1" r:id="rIdtlpnhraobnfvd3n4-0pcj">
+        <w:r>
+          <w:rPr>
+            <w:rFonts w:ascii="Calibri" w:cs="Calibri" w:eastAsia="Calibri" w:hAnsi="Calibri"/>
+            <w:color w:val="1F3864"/>
+            <w:sz w:val="19"/>
+            <w:szCs w:val="19"/>
+            <w:u w:val="single"/>
+          </w:rPr>
+          <w:t xml:space="preserve">rutad2.github.io/portfolio</w:t>
+        </w:r>
+      </w:hyperlink>
     </w:p>
     <w:p>
       <w:pPr>

--- a/Ruth_Tadesse_UX_Resume.docx
+++ b/Ruth_Tadesse_UX_Resume.docx
@@ -60,7 +60,7 @@
           <w:sz w:val="19"/>
           <w:szCs w:val="19"/>
         </w:rPr>
-        <w:t xml:space="preserve">UX / Product Design student at George Mason (double major in Computational Data Science), graduating December 2026. Two independent case studies below, each taken from user research through a working Figma prototype.</w:t>
+        <w:t xml:space="preserve">UX / Product Design student at George Mason (double major in Computational Data Science), graduating December 2026. Two end-to-end case studies below — one a course project, one self-directed — each taken from user research through a working Figma prototype.</w:t>
       </w:r>
     </w:p>
     <w:p>
